--- a/ホームページ制作契約書類/マネージャー確認用.docx
+++ b/ホームページ制作契約書類/マネージャー確認用.docx
@@ -22,7 +22,6 @@
       <w:pPr>
         <w:jc w:val="center"/>
         <w:rPr>
-          <w:rFonts w:hint="eastAsia"/>
           <w:b/>
           <w:bCs/>
         </w:rPr>
@@ -80,7 +79,31 @@
         </w:numPr>
       </w:pPr>
       <w:r>
-        <w:t xml:space="preserve">運用：営業時間・メニュー・写真等をとしんが更新 </w:t>
+        <w:t>運用：営業時間・メニュー・写真等を</w:t>
+      </w:r>
+      <w:r>
+        <w:rPr>
+          <w:rFonts w:hint="eastAsia"/>
+        </w:rPr>
+        <w:t>制作者(としん)</w:t>
+      </w:r>
+      <w:r>
+        <w:rPr>
+          <w:rFonts w:hint="eastAsia"/>
+        </w:rPr>
+        <w:t>が</w:t>
+      </w:r>
+      <w:r>
+        <w:t>更新</w:t>
+      </w:r>
+      <w:r>
+        <w:rPr>
+          <w:rFonts w:hint="eastAsia"/>
+        </w:rPr>
+        <w:t>対応</w:t>
+      </w:r>
+      <w:r>
+        <w:t xml:space="preserve"> </w:t>
       </w:r>
     </w:p>
     <w:p>
@@ -113,7 +136,34 @@
         </w:numPr>
       </w:pPr>
       <w:r>
-        <w:t xml:space="preserve">公開予定ドメイン：uono-teppen.jp候補 </w:t>
+        <w:t>公開予定ドメイン：</w:t>
+      </w:r>
+      <w:r>
+        <w:t>teppen-kuwana.jp</w:t>
+      </w:r>
+      <w:r>
+        <w:rPr>
+          <w:rFonts w:hint="eastAsia"/>
+        </w:rPr>
+        <w:t xml:space="preserve">　</w:t>
+      </w:r>
+      <w:r>
+        <w:rPr>
+          <w:rFonts w:hint="eastAsia"/>
+        </w:rPr>
+        <w:t>(</w:t>
+      </w:r>
+      <w:r>
+        <w:t>候補</w:t>
+      </w:r>
+      <w:r>
+        <w:rPr>
+          <w:rFonts w:hint="eastAsia"/>
+        </w:rPr>
+        <w:t>)</w:t>
+      </w:r>
+      <w:r>
+        <w:t xml:space="preserve"> </w:t>
       </w:r>
     </w:p>
     <w:p>
@@ -124,232 +174,41 @@
         </w:numPr>
       </w:pPr>
       <w:r>
-        <w:t xml:space="preserve">決めてもらう事項：導入可否・費用・公開時期・契約名義 </w:t>
+        <w:t>決めてもらう事項：</w:t>
+      </w:r>
+      <w:r>
+        <w:t>導入可否／制作費・保守費／公開時期／契約名義／ドメイン／親会社サイトのリンク修正窓口</w:t>
+      </w:r>
+      <w:r>
+        <w:t xml:space="preserve"> </w:t>
       </w:r>
     </w:p>
     <w:p>
-      <w:r>
-        <w:t>これにホームページのQRコードを付ければ完成。</w:t>
-      </w:r>
-    </w:p>
-    <w:p/>
-    <w:p>
-      <w:pPr>
-        <w:rPr>
-          <w:highlight w:val="lightGray"/>
-        </w:rPr>
-      </w:pPr>
-      <w:r>
-        <w:rPr>
-          <w:highlight w:val="lightGray"/>
-        </w:rPr>
-        <w:t xml:space="preserve">  実績がない → 完成物を直接確認可能 </w:t>
-      </w:r>
-    </w:p>
-    <w:p>
-      <w:pPr>
-        <w:rPr>
-          <w:highlight w:val="lightGray"/>
-        </w:rPr>
-      </w:pPr>
-      <w:r>
-        <w:rPr>
-          <w:highlight w:val="lightGray"/>
-        </w:rPr>
-        <w:t xml:space="preserve">  効果保証は？ → 売上保証ではなく公式導線・情報整備・継続運用 </w:t>
-      </w:r>
-    </w:p>
-    <w:p>
-      <w:pPr>
-        <w:rPr>
-          <w:highlight w:val="lightGray"/>
-        </w:rPr>
-      </w:pPr>
-      <w:r>
-        <w:rPr>
-          <w:highlight w:val="lightGray"/>
-        </w:rPr>
-        <w:t xml:space="preserve">  更新範囲は？ → 軽微な文言、営業時間、メニュー、写真等 </w:t>
-      </w:r>
-    </w:p>
-    <w:p>
-      <w:pPr>
-        <w:rPr>
-          <w:highlight w:val="lightGray"/>
-        </w:rPr>
-      </w:pPr>
-      <w:r>
-        <w:rPr>
-          <w:highlight w:val="lightGray"/>
-        </w:rPr>
-        <w:t xml:space="preserve">  解約時は？ → データ・ドメインの扱いを契約書どおり説明 </w:t>
-      </w:r>
-    </w:p>
-    <w:p>
-      <w:r>
-        <w:rPr>
-          <w:highlight w:val="lightGray"/>
-        </w:rPr>
-        <w:t>  値下げは？ → 具体的な理由と削減内容を確認してから判断</w:t>
-      </w:r>
-    </w:p>
-    <w:p/>
-    <w:p>
-      <w:pPr>
+      <w:pPr>
+        <w:pStyle w:val="pdq2pgselectionanchorcontainer"/>
+        <w:ind w:left="720"/>
+      </w:pPr>
+      <w:r>
         <w:rPr>
           <w:rFonts w:hint="eastAsia"/>
         </w:rPr>
-      </w:pPr>
+        <w:t>☞</w:t>
+      </w:r>
       <w:r>
         <w:rPr>
-          <w:rFonts w:hint="eastAsia"/>
+          <w:b/>
+          <w:bCs/>
         </w:rPr>
-        <w:t>9/12(土)持参物</w:t>
-      </w:r>
-    </w:p>
-    <w:p>
-      <w:pPr>
-        <w:numPr>
-          <w:ilvl w:val="0"/>
-          <w:numId w:val="2"/>
-        </w:numPr>
-      </w:pPr>
-      <w:r>
-        <w:t xml:space="preserve">マネージャー確認用A4一枚 </w:t>
-      </w:r>
-    </w:p>
-    <w:p>
-      <w:pPr>
-        <w:numPr>
-          <w:ilvl w:val="0"/>
-          <w:numId w:val="2"/>
-        </w:numPr>
-      </w:pPr>
-      <w:r>
-        <w:t xml:space="preserve">既存の親会社向け資料 </w:t>
-      </w:r>
-    </w:p>
-    <w:p>
-      <w:pPr>
-        <w:numPr>
-          <w:ilvl w:val="0"/>
-          <w:numId w:val="2"/>
-        </w:numPr>
-      </w:pPr>
-      <w:r>
-        <w:t xml:space="preserve">見積書 </w:t>
-      </w:r>
-    </w:p>
-    <w:p>
-      <w:pPr>
-        <w:numPr>
-          <w:ilvl w:val="0"/>
-          <w:numId w:val="2"/>
-        </w:numPr>
-      </w:pPr>
-      <w:r>
-        <w:t xml:space="preserve">契約書 </w:t>
-      </w:r>
-    </w:p>
-    <w:p>
-      <w:pPr>
-        <w:numPr>
-          <w:ilvl w:val="0"/>
-          <w:numId w:val="2"/>
-        </w:numPr>
-      </w:pPr>
-      <w:r>
-        <w:t xml:space="preserve">ホームページを表示したスマホかPC </w:t>
-      </w:r>
-    </w:p>
-    <w:p>
-      <w:pPr>
-        <w:numPr>
-          <w:ilvl w:val="0"/>
-          <w:numId w:val="2"/>
-        </w:numPr>
-      </w:pPr>
-      <w:r>
-        <w:t xml:space="preserve">URLのQRコード </w:t>
-      </w:r>
-    </w:p>
-    <w:p>
-      <w:r>
-        <w:t>当日の流れは、</w:t>
-      </w:r>
-    </w:p>
-    <w:p>
-      <w:pPr>
-        <w:numPr>
-          <w:ilvl w:val="0"/>
-          <w:numId w:val="3"/>
-        </w:numPr>
-      </w:pPr>
-      <w:r>
-        <w:t xml:space="preserve">完成サイトを実際に見せる </w:t>
-      </w:r>
-    </w:p>
-    <w:p>
-      <w:pPr>
-        <w:numPr>
-          <w:ilvl w:val="0"/>
-          <w:numId w:val="3"/>
-        </w:numPr>
-      </w:pPr>
-      <w:r>
-        <w:t xml:space="preserve">親会社サイトのリンク切れを説明 </w:t>
-      </w:r>
-    </w:p>
-    <w:p>
-      <w:pPr>
-        <w:numPr>
-          <w:ilvl w:val="0"/>
-          <w:numId w:val="3"/>
-        </w:numPr>
-      </w:pPr>
-      <w:r>
-        <w:t xml:space="preserve">制作費8万円・保守月3,800円の内容 </w:t>
-      </w:r>
-    </w:p>
-    <w:p>
-      <w:pPr>
-        <w:numPr>
-          <w:ilvl w:val="0"/>
-          <w:numId w:val="3"/>
-        </w:numPr>
-      </w:pPr>
-      <w:r>
-        <w:t xml:space="preserve">更新体制とアクセス解析 </w:t>
-      </w:r>
-    </w:p>
-    <w:p>
-      <w:pPr>
-        <w:numPr>
-          <w:ilvl w:val="0"/>
-          <w:numId w:val="3"/>
-        </w:numPr>
-      </w:pPr>
-      <w:r>
-        <w:t xml:space="preserve">疑問・懸念点を聞く </w:t>
-      </w:r>
-    </w:p>
-    <w:p>
-      <w:pPr>
-        <w:numPr>
-          <w:ilvl w:val="0"/>
-          <w:numId w:val="3"/>
-        </w:numPr>
-      </w:pPr>
-      <w:r>
-        <w:t>導入可否と次の手続きを確認</w:t>
-      </w:r>
-    </w:p>
-    <w:p>
-      <w:pPr>
-        <w:rPr>
-          <w:rFonts w:hint="eastAsia"/>
-        </w:rPr>
-      </w:pPr>
+        <w:t>完成サイト確認用QRコード</w:t>
+      </w:r>
+      <w:r>
+        <w:br/>
+        <w:t>現在はGitHub Pages上の確認用サイト。</w:t>
+      </w:r>
+      <w:r>
+        <w:br/>
+        <w:t>※正式導入後、決定した独自ドメインへ移行。</w:t>
+      </w:r>
     </w:p>
     <w:sectPr>
       <w:pgSz w:w="11906" w:h="16838"/>
@@ -361,9 +220,160 @@
 </w:document>
 </file>
 
+<file path=word/endnotes.xml><?xml version="1.0" encoding="utf-8"?>
+<w:endnotes xmlns:wpc="http://schemas.microsoft.com/office/word/2010/wordprocessingCanvas" xmlns:cx="http://schemas.microsoft.com/office/drawing/2014/chartex" xmlns:cx1="http://schemas.microsoft.com/office/drawing/2015/9/8/chartex" xmlns:cx2="http://schemas.microsoft.com/office/drawing/2015/10/21/chartex" xmlns:cx3="http://schemas.microsoft.com/office/drawing/2016/5/9/chartex" xmlns:cx4="http://schemas.microsoft.com/office/drawing/2016/5/10/chartex" xmlns:cx5="http://schemas.microsoft.com/office/drawing/2016/5/11/chartex" xmlns:cx6="http://schemas.microsoft.com/office/drawing/2016/5/12/chartex" xmlns:cx7="http://schemas.microsoft.com/office/drawing/2016/5/13/chartex" xmlns:cx8="http://schemas.microsoft.com/office/drawing/2016/5/14/chartex" xmlns:mc="http://schemas.openxmlformats.org/markup-compatibility/2006" xmlns:aink="http://schemas.microsoft.com/office/drawing/2016/ink" xmlns:am3d="http://schemas.microsoft.com/office/drawing/2017/model3d" xmlns:o="urn:schemas-microsoft-com:office:office" xmlns:oel="http://schemas.microsoft.com/office/2019/extlst" xmlns:r="http://schemas.openxmlformats.org/officeDocument/2006/relationships" xmlns:m="http://schemas.openxmlformats.org/officeDocument/2006/math" xmlns:v="urn:schemas-microsoft-com:vml" xmlns:wp14="http://schemas.microsoft.com/office/word/2010/wordprocessingDrawing" xmlns:wp="http://schemas.openxmlformats.org/drawingml/2006/wordprocessingDrawing" xmlns:w10="urn:schemas-microsoft-com:office:word" xmlns:w="http://schemas.openxmlformats.org/wordprocessingml/2006/main" xmlns:w14="http://schemas.microsoft.com/office/word/2010/wordml" xmlns:w15="http://schemas.microsoft.com/office/word/2012/wordml" xmlns:w16cex="http://schemas.microsoft.com/office/word/2018/wordml/cex" xmlns:w16cid="http://schemas.microsoft.com/office/word/2016/wordml/cid" xmlns:w16="http://schemas.microsoft.com/office/word/2018/wordml" xmlns:w16du="http://schemas.microsoft.com/office/word/2023/wordml/word16du" xmlns:w16sdtdh="http://schemas.microsoft.com/office/word/2020/wordml/sdtdatahash" xmlns:w16sdtfl="http://schemas.microsoft.com/office/word/2024/wordml/sdtformatlock" xmlns:w16se="http://schemas.microsoft.com/office/word/2015/wordml/symex" xmlns:wpg="http://schemas.microsoft.com/office/word/2010/wordprocessingGroup" xmlns:wpi="http://schemas.microsoft.com/office/word/2010/wordprocessingInk" xmlns:wne="http://schemas.microsoft.com/office/word/2006/wordml" xmlns:wps="http://schemas.microsoft.com/office/word/2010/wordprocessingShape" mc:Ignorable="w14 w15 w16se w16cid w16 w16cex w16sdtdh w16sdtfl w16du wp14">
+  <w:endnote w:type="separator" w:id="-1">
+    <w:p>
+      <w:r>
+        <w:separator/>
+      </w:r>
+    </w:p>
+  </w:endnote>
+  <w:endnote w:type="continuationSeparator" w:id="0">
+    <w:p>
+      <w:r>
+        <w:continuationSeparator/>
+      </w:r>
+    </w:p>
+  </w:endnote>
+</w:endnotes>
+</file>
+
+<file path=word/footnotes.xml><?xml version="1.0" encoding="utf-8"?>
+<w:footnotes xmlns:wpc="http://schemas.microsoft.com/office/word/2010/wordprocessingCanvas" xmlns:cx="http://schemas.microsoft.com/office/drawing/2014/chartex" xmlns:cx1="http://schemas.microsoft.com/office/drawing/2015/9/8/chartex" xmlns:cx2="http://schemas.microsoft.com/office/drawing/2015/10/21/chartex" xmlns:cx3="http://schemas.microsoft.com/office/drawing/2016/5/9/chartex" xmlns:cx4="http://schemas.microsoft.com/office/drawing/2016/5/10/chartex" xmlns:cx5="http://schemas.microsoft.com/office/drawing/2016/5/11/chartex" xmlns:cx6="http://schemas.microsoft.com/office/drawing/2016/5/12/chartex" xmlns:cx7="http://schemas.microsoft.com/office/drawing/2016/5/13/chartex" xmlns:cx8="http://schemas.microsoft.com/office/drawing/2016/5/14/chartex" xmlns:mc="http://schemas.openxmlformats.org/markup-compatibility/2006" xmlns:aink="http://schemas.microsoft.com/office/drawing/2016/ink" xmlns:am3d="http://schemas.microsoft.com/office/drawing/2017/model3d" xmlns:o="urn:schemas-microsoft-com:office:office" xmlns:oel="http://schemas.microsoft.com/office/2019/extlst" xmlns:r="http://schemas.openxmlformats.org/officeDocument/2006/relationships" xmlns:m="http://schemas.openxmlformats.org/officeDocument/2006/math" xmlns:v="urn:schemas-microsoft-com:vml" xmlns:wp14="http://schemas.microsoft.com/office/word/2010/wordprocessingDrawing" xmlns:wp="http://schemas.openxmlformats.org/drawingml/2006/wordprocessingDrawing" xmlns:w10="urn:schemas-microsoft-com:office:word" xmlns:w="http://schemas.openxmlformats.org/wordprocessingml/2006/main" xmlns:w14="http://schemas.microsoft.com/office/word/2010/wordml" xmlns:w15="http://schemas.microsoft.com/office/word/2012/wordml" xmlns:w16cex="http://schemas.microsoft.com/office/word/2018/wordml/cex" xmlns:w16cid="http://schemas.microsoft.com/office/word/2016/wordml/cid" xmlns:w16="http://schemas.microsoft.com/office/word/2018/wordml" xmlns:w16du="http://schemas.microsoft.com/office/word/2023/wordml/word16du" xmlns:w16sdtdh="http://schemas.microsoft.com/office/word/2020/wordml/sdtdatahash" xmlns:w16sdtfl="http://schemas.microsoft.com/office/word/2024/wordml/sdtformatlock" xmlns:w16se="http://schemas.microsoft.com/office/word/2015/wordml/symex" xmlns:wpg="http://schemas.microsoft.com/office/word/2010/wordprocessingGroup" xmlns:wpi="http://schemas.microsoft.com/office/word/2010/wordprocessingInk" xmlns:wne="http://schemas.microsoft.com/office/word/2006/wordml" xmlns:wps="http://schemas.microsoft.com/office/word/2010/wordprocessingShape" mc:Ignorable="w14 w15 w16se w16cid w16 w16cex w16sdtdh w16sdtfl w16du wp14">
+  <w:footnote w:type="separator" w:id="-1">
+    <w:p>
+      <w:r>
+        <w:separator/>
+      </w:r>
+    </w:p>
+  </w:footnote>
+  <w:footnote w:type="continuationSeparator" w:id="0">
+    <w:p>
+      <w:r>
+        <w:continuationSeparator/>
+      </w:r>
+    </w:p>
+  </w:footnote>
+</w:footnotes>
+</file>
+
 <file path=word/numbering.xml><?xml version="1.0" encoding="utf-8"?>
 <w:numbering xmlns:wpc="http://schemas.microsoft.com/office/word/2010/wordprocessingCanvas" xmlns:cx="http://schemas.microsoft.com/office/drawing/2014/chartex" xmlns:cx1="http://schemas.microsoft.com/office/drawing/2015/9/8/chartex" xmlns:cx2="http://schemas.microsoft.com/office/drawing/2015/10/21/chartex" xmlns:cx3="http://schemas.microsoft.com/office/drawing/2016/5/9/chartex" xmlns:cx4="http://schemas.microsoft.com/office/drawing/2016/5/10/chartex" xmlns:cx5="http://schemas.microsoft.com/office/drawing/2016/5/11/chartex" xmlns:cx6="http://schemas.microsoft.com/office/drawing/2016/5/12/chartex" xmlns:cx7="http://schemas.microsoft.com/office/drawing/2016/5/13/chartex" xmlns:cx8="http://schemas.microsoft.com/office/drawing/2016/5/14/chartex" xmlns:mc="http://schemas.openxmlformats.org/markup-compatibility/2006" xmlns:aink="http://schemas.microsoft.com/office/drawing/2016/ink" xmlns:am3d="http://schemas.microsoft.com/office/drawing/2017/model3d" xmlns:o="urn:schemas-microsoft-com:office:office" xmlns:oel="http://schemas.microsoft.com/office/2019/extlst" xmlns:r="http://schemas.openxmlformats.org/officeDocument/2006/relationships" xmlns:m="http://schemas.openxmlformats.org/officeDocument/2006/math" xmlns:v="urn:schemas-microsoft-com:vml" xmlns:wp14="http://schemas.microsoft.com/office/word/2010/wordprocessingDrawing" xmlns:wp="http://schemas.openxmlformats.org/drawingml/2006/wordprocessingDrawing" xmlns:w10="urn:schemas-microsoft-com:office:word" xmlns:w="http://schemas.openxmlformats.org/wordprocessingml/2006/main" xmlns:w14="http://schemas.microsoft.com/office/word/2010/wordml" xmlns:w15="http://schemas.microsoft.com/office/word/2012/wordml" xmlns:w16cex="http://schemas.microsoft.com/office/word/2018/wordml/cex" xmlns:w16cid="http://schemas.microsoft.com/office/word/2016/wordml/cid" xmlns:w16="http://schemas.microsoft.com/office/word/2018/wordml" xmlns:w16du="http://schemas.microsoft.com/office/word/2023/wordml/word16du" xmlns:w16sdtdh="http://schemas.microsoft.com/office/word/2020/wordml/sdtdatahash" xmlns:w16sdtfl="http://schemas.microsoft.com/office/word/2024/wordml/sdtformatlock" xmlns:w16se="http://schemas.microsoft.com/office/word/2015/wordml/symex" xmlns:wpg="http://schemas.microsoft.com/office/word/2010/wordprocessingGroup" xmlns:wpi="http://schemas.microsoft.com/office/word/2010/wordprocessingInk" xmlns:wne="http://schemas.microsoft.com/office/word/2006/wordml" xmlns:wps="http://schemas.microsoft.com/office/word/2010/wordprocessingShape" mc:Ignorable="w14 w15 w16se w16cid w16 w16cex w16sdtdh w16sdtfl w16du wp14">
   <w:abstractNum w:abstractNumId="0" w15:restartNumberingAfterBreak="0">
+    <w:nsid w:val="114F352A"/>
+    <w:multiLevelType w:val="multilevel"/>
+    <w:tmpl w:val="8D209ABE"/>
+    <w:lvl w:ilvl="0">
+      <w:start w:val="1"/>
+      <w:numFmt w:val="decimal"/>
+      <w:lvlText w:val="%1."/>
+      <w:lvlJc w:val="left"/>
+      <w:pPr>
+        <w:tabs>
+          <w:tab w:val="num" w:pos="720"/>
+        </w:tabs>
+        <w:ind w:left="720" w:hanging="360"/>
+      </w:pPr>
+    </w:lvl>
+    <w:lvl w:ilvl="1" w:tentative="1">
+      <w:start w:val="1"/>
+      <w:numFmt w:val="decimal"/>
+      <w:lvlText w:val="%2."/>
+      <w:lvlJc w:val="left"/>
+      <w:pPr>
+        <w:tabs>
+          <w:tab w:val="num" w:pos="1440"/>
+        </w:tabs>
+        <w:ind w:left="1440" w:hanging="360"/>
+      </w:pPr>
+    </w:lvl>
+    <w:lvl w:ilvl="2" w:tentative="1">
+      <w:start w:val="1"/>
+      <w:numFmt w:val="decimal"/>
+      <w:lvlText w:val="%3."/>
+      <w:lvlJc w:val="left"/>
+      <w:pPr>
+        <w:tabs>
+          <w:tab w:val="num" w:pos="2160"/>
+        </w:tabs>
+        <w:ind w:left="2160" w:hanging="360"/>
+      </w:pPr>
+    </w:lvl>
+    <w:lvl w:ilvl="3" w:tentative="1">
+      <w:start w:val="1"/>
+      <w:numFmt w:val="decimal"/>
+      <w:lvlText w:val="%4."/>
+      <w:lvlJc w:val="left"/>
+      <w:pPr>
+        <w:tabs>
+          <w:tab w:val="num" w:pos="2880"/>
+        </w:tabs>
+        <w:ind w:left="2880" w:hanging="360"/>
+      </w:pPr>
+    </w:lvl>
+    <w:lvl w:ilvl="4" w:tentative="1">
+      <w:start w:val="1"/>
+      <w:numFmt w:val="decimal"/>
+      <w:lvlText w:val="%5."/>
+      <w:lvlJc w:val="left"/>
+      <w:pPr>
+        <w:tabs>
+          <w:tab w:val="num" w:pos="3600"/>
+        </w:tabs>
+        <w:ind w:left="3600" w:hanging="360"/>
+      </w:pPr>
+    </w:lvl>
+    <w:lvl w:ilvl="5" w:tentative="1">
+      <w:start w:val="1"/>
+      <w:numFmt w:val="decimal"/>
+      <w:lvlText w:val="%6."/>
+      <w:lvlJc w:val="left"/>
+      <w:pPr>
+        <w:tabs>
+          <w:tab w:val="num" w:pos="4320"/>
+        </w:tabs>
+        <w:ind w:left="4320" w:hanging="360"/>
+      </w:pPr>
+    </w:lvl>
+    <w:lvl w:ilvl="6" w:tentative="1">
+      <w:start w:val="1"/>
+      <w:numFmt w:val="decimal"/>
+      <w:lvlText w:val="%7."/>
+      <w:lvlJc w:val="left"/>
+      <w:pPr>
+        <w:tabs>
+          <w:tab w:val="num" w:pos="5040"/>
+        </w:tabs>
+        <w:ind w:left="5040" w:hanging="360"/>
+      </w:pPr>
+    </w:lvl>
+    <w:lvl w:ilvl="7" w:tentative="1">
+      <w:start w:val="1"/>
+      <w:numFmt w:val="decimal"/>
+      <w:lvlText w:val="%8."/>
+      <w:lvlJc w:val="left"/>
+      <w:pPr>
+        <w:tabs>
+          <w:tab w:val="num" w:pos="5760"/>
+        </w:tabs>
+        <w:ind w:left="5760" w:hanging="360"/>
+      </w:pPr>
+    </w:lvl>
+    <w:lvl w:ilvl="8" w:tentative="1">
+      <w:start w:val="1"/>
+      <w:numFmt w:val="decimal"/>
+      <w:lvlText w:val="%9."/>
+      <w:lvlJc w:val="left"/>
+      <w:pPr>
+        <w:tabs>
+          <w:tab w:val="num" w:pos="6480"/>
+        </w:tabs>
+        <w:ind w:left="6480" w:hanging="360"/>
+      </w:pPr>
+    </w:lvl>
+  </w:abstractNum>
+  <w:abstractNum w:abstractNumId="1" w15:restartNumberingAfterBreak="0">
     <w:nsid w:val="34817714"/>
     <w:multiLevelType w:val="multilevel"/>
     <w:tmpl w:val="23F27BBC"/>
@@ -512,7 +522,7 @@
       </w:rPr>
     </w:lvl>
   </w:abstractNum>
-  <w:abstractNum w:abstractNumId="1" w15:restartNumberingAfterBreak="0">
+  <w:abstractNum w:abstractNumId="2" w15:restartNumberingAfterBreak="0">
     <w:nsid w:val="54FD3759"/>
     <w:multiLevelType w:val="multilevel"/>
     <w:tmpl w:val="27BCA1E0"/>
@@ -661,7 +671,7 @@
       </w:rPr>
     </w:lvl>
   </w:abstractNum>
-  <w:abstractNum w:abstractNumId="2" w15:restartNumberingAfterBreak="0">
+  <w:abstractNum w:abstractNumId="3" w15:restartNumberingAfterBreak="0">
     <w:nsid w:val="5D526967"/>
     <w:multiLevelType w:val="multilevel"/>
     <w:tmpl w:val="A854468E"/>
@@ -672,9 +682,9 @@
       <w:lvlJc w:val="left"/>
       <w:pPr>
         <w:tabs>
-          <w:tab w:val="num" w:pos="720"/>
-        </w:tabs>
-        <w:ind w:left="720" w:hanging="360"/>
+          <w:tab w:val="num" w:pos="360"/>
+        </w:tabs>
+        <w:ind w:left="360" w:hanging="360"/>
       </w:pPr>
     </w:lvl>
     <w:lvl w:ilvl="1" w:tentative="1">
@@ -774,14 +784,169 @@
       </w:pPr>
     </w:lvl>
   </w:abstractNum>
+  <w:abstractNum w:abstractNumId="4" w15:restartNumberingAfterBreak="0">
+    <w:nsid w:val="66F06270"/>
+    <w:multiLevelType w:val="multilevel"/>
+    <w:tmpl w:val="77325016"/>
+    <w:lvl w:ilvl="0">
+      <w:start w:val="1"/>
+      <w:numFmt w:val="bullet"/>
+      <w:lvlText w:val=""/>
+      <w:lvlJc w:val="left"/>
+      <w:pPr>
+        <w:tabs>
+          <w:tab w:val="num" w:pos="720"/>
+        </w:tabs>
+        <w:ind w:left="720" w:hanging="360"/>
+      </w:pPr>
+      <w:rPr>
+        <w:rFonts w:ascii="Symbol" w:hAnsi="Symbol" w:hint="default"/>
+        <w:sz w:val="20"/>
+      </w:rPr>
+    </w:lvl>
+    <w:lvl w:ilvl="1" w:tentative="1">
+      <w:start w:val="1"/>
+      <w:numFmt w:val="bullet"/>
+      <w:lvlText w:val="o"/>
+      <w:lvlJc w:val="left"/>
+      <w:pPr>
+        <w:tabs>
+          <w:tab w:val="num" w:pos="1440"/>
+        </w:tabs>
+        <w:ind w:left="1440" w:hanging="360"/>
+      </w:pPr>
+      <w:rPr>
+        <w:rFonts w:ascii="Courier New" w:hAnsi="Courier New" w:hint="default"/>
+        <w:sz w:val="20"/>
+      </w:rPr>
+    </w:lvl>
+    <w:lvl w:ilvl="2" w:tentative="1">
+      <w:start w:val="1"/>
+      <w:numFmt w:val="bullet"/>
+      <w:lvlText w:val=""/>
+      <w:lvlJc w:val="left"/>
+      <w:pPr>
+        <w:tabs>
+          <w:tab w:val="num" w:pos="2160"/>
+        </w:tabs>
+        <w:ind w:left="2160" w:hanging="360"/>
+      </w:pPr>
+      <w:rPr>
+        <w:rFonts w:ascii="Wingdings" w:hAnsi="Wingdings" w:hint="default"/>
+        <w:sz w:val="20"/>
+      </w:rPr>
+    </w:lvl>
+    <w:lvl w:ilvl="3" w:tentative="1">
+      <w:start w:val="1"/>
+      <w:numFmt w:val="bullet"/>
+      <w:lvlText w:val=""/>
+      <w:lvlJc w:val="left"/>
+      <w:pPr>
+        <w:tabs>
+          <w:tab w:val="num" w:pos="2880"/>
+        </w:tabs>
+        <w:ind w:left="2880" w:hanging="360"/>
+      </w:pPr>
+      <w:rPr>
+        <w:rFonts w:ascii="Wingdings" w:hAnsi="Wingdings" w:hint="default"/>
+        <w:sz w:val="20"/>
+      </w:rPr>
+    </w:lvl>
+    <w:lvl w:ilvl="4" w:tentative="1">
+      <w:start w:val="1"/>
+      <w:numFmt w:val="bullet"/>
+      <w:lvlText w:val=""/>
+      <w:lvlJc w:val="left"/>
+      <w:pPr>
+        <w:tabs>
+          <w:tab w:val="num" w:pos="3600"/>
+        </w:tabs>
+        <w:ind w:left="3600" w:hanging="360"/>
+      </w:pPr>
+      <w:rPr>
+        <w:rFonts w:ascii="Wingdings" w:hAnsi="Wingdings" w:hint="default"/>
+        <w:sz w:val="20"/>
+      </w:rPr>
+    </w:lvl>
+    <w:lvl w:ilvl="5" w:tentative="1">
+      <w:start w:val="1"/>
+      <w:numFmt w:val="bullet"/>
+      <w:lvlText w:val=""/>
+      <w:lvlJc w:val="left"/>
+      <w:pPr>
+        <w:tabs>
+          <w:tab w:val="num" w:pos="4320"/>
+        </w:tabs>
+        <w:ind w:left="4320" w:hanging="360"/>
+      </w:pPr>
+      <w:rPr>
+        <w:rFonts w:ascii="Wingdings" w:hAnsi="Wingdings" w:hint="default"/>
+        <w:sz w:val="20"/>
+      </w:rPr>
+    </w:lvl>
+    <w:lvl w:ilvl="6" w:tentative="1">
+      <w:start w:val="1"/>
+      <w:numFmt w:val="bullet"/>
+      <w:lvlText w:val=""/>
+      <w:lvlJc w:val="left"/>
+      <w:pPr>
+        <w:tabs>
+          <w:tab w:val="num" w:pos="5040"/>
+        </w:tabs>
+        <w:ind w:left="5040" w:hanging="360"/>
+      </w:pPr>
+      <w:rPr>
+        <w:rFonts w:ascii="Wingdings" w:hAnsi="Wingdings" w:hint="default"/>
+        <w:sz w:val="20"/>
+      </w:rPr>
+    </w:lvl>
+    <w:lvl w:ilvl="7" w:tentative="1">
+      <w:start w:val="1"/>
+      <w:numFmt w:val="bullet"/>
+      <w:lvlText w:val=""/>
+      <w:lvlJc w:val="left"/>
+      <w:pPr>
+        <w:tabs>
+          <w:tab w:val="num" w:pos="5760"/>
+        </w:tabs>
+        <w:ind w:left="5760" w:hanging="360"/>
+      </w:pPr>
+      <w:rPr>
+        <w:rFonts w:ascii="Wingdings" w:hAnsi="Wingdings" w:hint="default"/>
+        <w:sz w:val="20"/>
+      </w:rPr>
+    </w:lvl>
+    <w:lvl w:ilvl="8" w:tentative="1">
+      <w:start w:val="1"/>
+      <w:numFmt w:val="bullet"/>
+      <w:lvlText w:val=""/>
+      <w:lvlJc w:val="left"/>
+      <w:pPr>
+        <w:tabs>
+          <w:tab w:val="num" w:pos="6480"/>
+        </w:tabs>
+        <w:ind w:left="6480" w:hanging="360"/>
+      </w:pPr>
+      <w:rPr>
+        <w:rFonts w:ascii="Wingdings" w:hAnsi="Wingdings" w:hint="default"/>
+        <w:sz w:val="20"/>
+      </w:rPr>
+    </w:lvl>
+  </w:abstractNum>
   <w:num w:numId="1" w16cid:durableId="1566379300">
+    <w:abstractNumId w:val="2"/>
+  </w:num>
+  <w:num w:numId="2" w16cid:durableId="662243083">
     <w:abstractNumId w:val="1"/>
   </w:num>
-  <w:num w:numId="2" w16cid:durableId="662243083">
+  <w:num w:numId="3" w16cid:durableId="585578049">
+    <w:abstractNumId w:val="3"/>
+  </w:num>
+  <w:num w:numId="4" w16cid:durableId="118384525">
     <w:abstractNumId w:val="0"/>
   </w:num>
-  <w:num w:numId="3" w16cid:durableId="585578049">
-    <w:abstractNumId w:val="2"/>
+  <w:num w:numId="5" w16cid:durableId="1594239531">
+    <w:abstractNumId w:val="4"/>
   </w:num>
 </w:numbering>
 </file>
@@ -1386,6 +1551,7 @@
   <w:style w:type="character" w:default="1" w:styleId="a0">
     <w:name w:val="Default Paragraph Font"/>
     <w:uiPriority w:val="1"/>
+    <w:semiHidden/>
     <w:unhideWhenUsed/>
   </w:style>
   <w:style w:type="table" w:default="1" w:styleId="a1">
@@ -1694,6 +1860,83 @@
       <w:color w:val="2F5496" w:themeColor="accent1" w:themeShade="BF"/>
       <w:spacing w:val="5"/>
     </w:rPr>
+  </w:style>
+  <w:style w:type="paragraph" w:customStyle="1" w:styleId="pdq2pgselectionanchorcontainer">
+    <w:name w:val="pdq2pg_selectionanchorcontainer"/>
+    <w:basedOn w:val="a"/>
+    <w:rsid w:val="00252471"/>
+    <w:pPr>
+      <w:widowControl/>
+      <w:spacing w:before="100" w:beforeAutospacing="1" w:after="100" w:afterAutospacing="1"/>
+    </w:pPr>
+    <w:rPr>
+      <w:rFonts w:ascii="ＭＳ Ｐゴシック" w:eastAsia="ＭＳ Ｐゴシック" w:hAnsi="ＭＳ Ｐゴシック" w:cs="ＭＳ Ｐゴシック"/>
+      <w:kern w:val="0"/>
+      <w:sz w:val="24"/>
+      <w14:ligatures w14:val="none"/>
+    </w:rPr>
+  </w:style>
+  <w:style w:type="paragraph" w:styleId="Web">
+    <w:name w:val="Normal (Web)"/>
+    <w:basedOn w:val="a"/>
+    <w:uiPriority w:val="99"/>
+    <w:semiHidden/>
+    <w:unhideWhenUsed/>
+    <w:rsid w:val="00252471"/>
+    <w:pPr>
+      <w:widowControl/>
+      <w:spacing w:before="100" w:beforeAutospacing="1" w:after="100" w:afterAutospacing="1"/>
+    </w:pPr>
+    <w:rPr>
+      <w:rFonts w:ascii="ＭＳ Ｐゴシック" w:eastAsia="ＭＳ Ｐゴシック" w:hAnsi="ＭＳ Ｐゴシック" w:cs="ＭＳ Ｐゴシック"/>
+      <w:kern w:val="0"/>
+      <w:sz w:val="24"/>
+      <w14:ligatures w14:val="none"/>
+    </w:rPr>
+  </w:style>
+  <w:style w:type="paragraph" w:styleId="aa">
+    <w:name w:val="header"/>
+    <w:basedOn w:val="a"/>
+    <w:link w:val="ab"/>
+    <w:uiPriority w:val="99"/>
+    <w:unhideWhenUsed/>
+    <w:rsid w:val="00276144"/>
+    <w:pPr>
+      <w:tabs>
+        <w:tab w:val="center" w:pos="4252"/>
+        <w:tab w:val="right" w:pos="8504"/>
+      </w:tabs>
+      <w:snapToGrid w:val="0"/>
+    </w:pPr>
+  </w:style>
+  <w:style w:type="character" w:customStyle="1" w:styleId="ab">
+    <w:name w:val="ヘッダー (文字)"/>
+    <w:basedOn w:val="a0"/>
+    <w:link w:val="aa"/>
+    <w:uiPriority w:val="99"/>
+    <w:rsid w:val="00276144"/>
+  </w:style>
+  <w:style w:type="paragraph" w:styleId="ac">
+    <w:name w:val="footer"/>
+    <w:basedOn w:val="a"/>
+    <w:link w:val="ad"/>
+    <w:uiPriority w:val="99"/>
+    <w:unhideWhenUsed/>
+    <w:rsid w:val="00276144"/>
+    <w:pPr>
+      <w:tabs>
+        <w:tab w:val="center" w:pos="4252"/>
+        <w:tab w:val="right" w:pos="8504"/>
+      </w:tabs>
+      <w:snapToGrid w:val="0"/>
+    </w:pPr>
+  </w:style>
+  <w:style w:type="character" w:customStyle="1" w:styleId="ad">
+    <w:name w:val="フッター (文字)"/>
+    <w:basedOn w:val="a0"/>
+    <w:link w:val="ac"/>
+    <w:uiPriority w:val="99"/>
+    <w:rsid w:val="00276144"/>
   </w:style>
 </w:styles>
 </file>
